--- a/Recursos/Recursos_Robotica.docx
+++ b/Recursos/Recursos_Robotica.docx
@@ -88,6 +88,11 @@
           <w:t>https://www.universal-robots.com/mx/blog/paletizado-automatizado/</w:t>
         </w:r>
       </w:hyperlink>
+    </w:p>
+    <w:p>
+      <w:r>
+        <w:t>https://tecnoembalaje.com/robot-paletizador-de-cajas-que-es-y-cuando-te-conviene-instalarlo/</w:t>
+      </w:r>
     </w:p>
     <w:p/>
     <w:p/>
